--- a/QED Course/Lesson 43 Charge as a Coupling Constant.docx
+++ b/QED Course/Lesson 43 Charge as a Coupling Constant.docx
@@ -58,7 +58,7 @@
     </w:p>
     <w:p>
       <w:pPr>
-        <w:pStyle w:val="Heading1"/>
+        <w:pStyle w:val="Heading2"/>
       </w:pPr>
       <w:r>
         <w:t>How to use this lesson</w:t>
@@ -71,7 +71,7 @@
     </w:p>
     <w:p>
       <w:pPr>
-        <w:pStyle w:val="Heading2"/>
+        <w:pStyle w:val="Heading3"/>
       </w:pPr>
       <w:r>
         <w:t>Learning objectives</w:t>
@@ -143,7 +143,7 @@
     </w:p>
     <w:p>
       <w:pPr>
-        <w:pStyle w:val="Heading2"/>
+        <w:pStyle w:val="Heading3"/>
       </w:pPr>
       <w:r>
         <w:t>Notation and conventions</w:t>
@@ -313,7 +313,7 @@
           </w:tcPr>
           <w:p>
             <w:r>
-              <w:t>Fine-structure constant, Heaviside-Lorentz units</w:t>
+              <w:t>Fine-structure constant, Heaviside–Lorentz units</w:t>
             </w:r>
           </w:p>
         </w:tc>
@@ -359,7 +359,7 @@
     </w:tbl>
     <w:p>
       <w:pPr>
-        <w:pStyle w:val="Heading1"/>
+        <w:pStyle w:val="Heading2"/>
       </w:pPr>
       <w:r>
         <w:t>1 The dimension of the coupling constant</w:t>
@@ -367,7 +367,7 @@
     </w:p>
     <w:p>
       <w:pPr>
-        <w:pStyle w:val="Heading2"/>
+        <w:pStyle w:val="Heading3"/>
       </w:pPr>
       <w:r>
         <w:t>1.1 Fixing [ψ] and [A_μ]</w:t>
@@ -466,7 +466,7 @@
     </w:p>
     <w:p>
       <w:pPr>
-        <w:pStyle w:val="Heading2"/>
+        <w:pStyle w:val="Heading3"/>
       </w:pPr>
       <w:r>
         <w:t>1.2 The interaction term fixes [e]</w:t>
@@ -519,10 +519,11 @@
       </w:r>
     </w:p>
     <w:p>
-      <w:pPr>
-        <w:pStyle w:val="Heading3"/>
-      </w:pPr>
       <w:r>
+        <w:rPr>
+          <w:b/>
+          <w:i/>
+        </w:rPr>
         <w:t>Worked example 1</w:t>
       </w:r>
     </w:p>
@@ -533,7 +534,7 @@
     </w:p>
     <w:p>
       <w:pPr>
-        <w:pStyle w:val="Heading1"/>
+        <w:pStyle w:val="Heading2"/>
       </w:pPr>
       <w:r>
         <w:t>2 e, α, and their numerical values</w:t>
@@ -541,7 +542,7 @@
     </w:p>
     <w:p>
       <w:pPr>
-        <w:pStyle w:val="Heading2"/>
+        <w:pStyle w:val="Heading3"/>
       </w:pPr>
       <w:r>
         <w:t>2.1 The fine-structure constant</w:t>
@@ -549,7 +550,7 @@
     </w:p>
     <w:p>
       <w:r>
-        <w:t>In the Heaviside-Lorentz units used throughout this course, the fine-structure constant is defined as</w:t>
+        <w:t>In the Heaviside–Lorentz units used throughout this course, the fine-structure constant is defined as</w:t>
       </w:r>
     </w:p>
     <w:p>
@@ -596,7 +597,7 @@
     </w:p>
     <w:p>
       <w:pPr>
-        <w:pStyle w:val="Heading2"/>
+        <w:pStyle w:val="Heading3"/>
       </w:pPr>
       <w:r>
         <w:t>2.2 The numerical value of e</w:t>
@@ -632,10 +633,11 @@
       </w:r>
     </w:p>
     <w:p>
-      <w:pPr>
-        <w:pStyle w:val="Heading3"/>
-      </w:pPr>
       <w:r>
+        <w:rPr>
+          <w:b/>
+          <w:i/>
+        </w:rPr>
         <w:t>Worked example 2</w:t>
       </w:r>
     </w:p>
@@ -646,7 +648,7 @@
     </w:p>
     <w:p>
       <w:pPr>
-        <w:pStyle w:val="Heading1"/>
+        <w:pStyle w:val="Heading2"/>
       </w:pPr>
       <w:r>
         <w:t>3 Universality of the coupling</w:t>
@@ -654,7 +656,7 @@
     </w:p>
     <w:p>
       <w:pPr>
-        <w:pStyle w:val="Heading2"/>
+        <w:pStyle w:val="Heading3"/>
       </w:pPr>
       <w:r>
         <w:t>3.1 The same e for every charge-(−e) field</w:t>
@@ -667,7 +669,7 @@
     </w:p>
     <w:p>
       <w:pPr>
-        <w:pStyle w:val="Heading2"/>
+        <w:pStyle w:val="Heading3"/>
       </w:pPr>
       <w:r>
         <w:t>3.2 What universality does and does not explain</w:t>
@@ -679,10 +681,11 @@
       </w:r>
     </w:p>
     <w:p>
-      <w:pPr>
-        <w:pStyle w:val="Heading3"/>
-      </w:pPr>
       <w:r>
+        <w:rPr>
+          <w:b/>
+          <w:i/>
+        </w:rPr>
         <w:t>Worked example 3</w:t>
       </w:r>
     </w:p>
@@ -693,7 +696,7 @@
     </w:p>
     <w:p>
       <w:pPr>
-        <w:pStyle w:val="Heading1"/>
+        <w:pStyle w:val="Heading2"/>
       </w:pPr>
       <w:r>
         <w:t>4 Why perturbation theory works</w:t>
@@ -701,7 +704,7 @@
     </w:p>
     <w:p>
       <w:pPr>
-        <w:pStyle w:val="Heading2"/>
+        <w:pStyle w:val="Heading3"/>
       </w:pPr>
       <w:r>
         <w:t>4.1 Counting vertices</w:t>
@@ -714,7 +717,7 @@
     </w:p>
     <w:p>
       <w:pPr>
-        <w:pStyle w:val="Heading2"/>
+        <w:pStyle w:val="Heading3"/>
       </w:pPr>
       <w:r>
         <w:t>4.2 Why smallness matters</w:t>
@@ -726,10 +729,11 @@
       </w:r>
     </w:p>
     <w:p>
-      <w:pPr>
-        <w:pStyle w:val="Heading3"/>
-      </w:pPr>
       <w:r>
+        <w:rPr>
+          <w:b/>
+          <w:i/>
+        </w:rPr>
         <w:t>Worked example 4</w:t>
       </w:r>
     </w:p>
@@ -740,7 +744,7 @@
     </w:p>
     <w:p>
       <w:pPr>
-        <w:pStyle w:val="Heading1"/>
+        <w:pStyle w:val="Heading2"/>
       </w:pPr>
       <w:r>
         <w:t>5 Connections to QED</w:t>
@@ -1035,7 +1039,7 @@
     </w:p>
     <w:p>
       <w:pPr>
-        <w:pStyle w:val="Heading1"/>
+        <w:pStyle w:val="Heading2"/>
       </w:pPr>
       <w:r>
         <w:t>6 Summary</w:t>
@@ -1127,7 +1131,7 @@
     </w:p>
     <w:p>
       <w:pPr>
-        <w:pStyle w:val="Heading1"/>
+        <w:pStyle w:val="Heading2"/>
       </w:pPr>
       <w:r>
         <w:t>Exercises</w:t>
@@ -1787,7 +1791,7 @@
     </w:tbl>
     <w:p>
       <w:pPr>
-        <w:pStyle w:val="Heading1"/>
+        <w:pStyle w:val="Heading2"/>
       </w:pPr>
       <w:r>
         <w:t>Solutions</w:t>
@@ -2019,7 +2023,7 @@
     </w:p>
     <w:p>
       <w:pPr>
-        <w:pStyle w:val="Heading1"/>
+        <w:pStyle w:val="Heading2"/>
       </w:pPr>
       <w:r>
         <w:t>Mastery checklist</w:t>
@@ -2083,7 +2087,7 @@
     </w:p>
     <w:p>
       <w:pPr>
-        <w:pStyle w:val="Heading1"/>
+        <w:pStyle w:val="Heading2"/>
       </w:pPr>
       <w:r>
         <w:t>Next lesson</w:t>
